--- a/EV_Acacia_TwoSpectra_Code.docx
+++ b/EV_Acacia_TwoSpectra_Code.docx
@@ -1769,6 +1769,45 @@
           <w:sz w:val="15"/>
           <w:noProof/>
         </w:rPr>
+        <w:t># font sizes (pt) - large enough to stay readable when the figure is reduced to</w:t>
+      </w:r>
+    </w:p>
+    <w:p>
+      <w:pPr>
+        <w:spacing w:before="0" w:after="0" w:line="240" w:lineRule="auto"/>
+      </w:pPr>
+      <w:r>
+        <w:rPr>
+          <w:rFonts w:ascii="Consolas" w:hAnsi="Consolas" w:eastAsia="Consolas" w:cs="Consolas"/>
+          <w:sz w:val="15"/>
+          <w:noProof/>
+        </w:rPr>
+        <w:t># one journal column</w:t>
+      </w:r>
+    </w:p>
+    <w:p>
+      <w:pPr>
+        <w:spacing w:before="0" w:after="0" w:line="240" w:lineRule="auto"/>
+      </w:pPr>
+      <w:r>
+        <w:rPr>
+          <w:rFonts w:ascii="Consolas" w:hAnsi="Consolas" w:eastAsia="Consolas" w:cs="Consolas"/>
+          <w:sz w:val="15"/>
+          <w:noProof/>
+        </w:rPr>
+        <w:t>FS_PEAK, FS_NAME, FS_AXIS, FS_TICK = 12, 15, 17, 15</w:t>
+      </w:r>
+    </w:p>
+    <w:p>
+      <w:pPr>
+        <w:spacing w:before="0" w:after="0" w:line="240" w:lineRule="auto"/>
+      </w:pPr>
+      <w:r>
+        <w:rPr>
+          <w:rFonts w:ascii="Consolas" w:hAnsi="Consolas" w:eastAsia="Consolas" w:cs="Consolas"/>
+          <w:sz w:val="15"/>
+          <w:noProof/>
+        </w:rPr>
         <w:t>plt.rcParams.update({'font.family': 'sans-serif',</w:t>
       </w:r>
     </w:p>
@@ -1795,7 +1834,7 @@
           <w:sz w:val="15"/>
           <w:noProof/>
         </w:rPr>
-        <w:t xml:space="preserve">                     'font.size': 10})</w:t>
+        <w:t xml:space="preserve">                     'font.size': FS_TICK})</w:t>
       </w:r>
     </w:p>
     <w:p>
@@ -1973,7 +2012,7 @@
           <w:sz w:val="15"/>
           <w:noProof/>
         </w:rPr>
-        <w:t>y_top = y_max + 0.45 * (y_max - y_min)       # head-room for the rotated labels</w:t>
+        <w:t>y_top = y_max + 0.70 * (y_max - y_min)       # head-room for the rotated labels</w:t>
       </w:r>
     </w:p>
     <w:p>
@@ -2063,7 +2102,7 @@
           <w:sz w:val="15"/>
           <w:noProof/>
         </w:rPr>
-        <w:t xml:space="preserve">        ax.plot(d[m, 0], d[m, 1], color=col, lw=0.6)</w:t>
+        <w:t xml:space="preserve">        ax.plot(d[m, 0], d[m, 1], color=col, lw=0.8)</w:t>
       </w:r>
     </w:p>
     <w:p>
@@ -2154,7 +2193,7 @@
           <w:sz w:val="15"/>
           <w:noProof/>
         </w:rPr>
-        <w:t xml:space="preserve">        near_left = k &gt; 0 and measured - pos[k - 1] &lt; 35</w:t>
+        <w:t xml:space="preserve">        near_left = k &gt; 0 and measured - pos[k - 1] &lt; 45</w:t>
       </w:r>
     </w:p>
     <w:p>
@@ -2193,7 +2232,7 @@
           <w:sz w:val="15"/>
           <w:noProof/>
         </w:rPr>
-        <w:t xml:space="preserve">                    rotation=90, ha=ha, va='top', fontsize=7.5, color=CLASS_COL[cls])</w:t>
+        <w:t xml:space="preserve">                    rotation=90, ha=ha, va='top', fontsize=FS_PEAK, color=CLASS_COL[cls])</w:t>
       </w:r>
     </w:p>
     <w:p>
@@ -2258,7 +2297,7 @@
           <w:sz w:val="15"/>
           <w:noProof/>
         </w:rPr>
-        <w:t xml:space="preserve">                color='k', ls=':', lw=0.8)</w:t>
+        <w:t xml:space="preserve">                color='k', ls=':', lw=1.0)</w:t>
       </w:r>
     </w:p>
     <w:p>
@@ -2271,7 +2310,7 @@
           <w:sz w:val="15"/>
           <w:noProof/>
         </w:rPr>
-        <w:t xml:space="preserve">    ax.tick_params(direction='in', top=True)</w:t>
+        <w:t xml:space="preserve">    ax.tick_params(direction='in', top=True, length=6, width=1.0, labelsize=FS_TICK)</w:t>
       </w:r>
     </w:p>
     <w:p>
@@ -2451,7 +2490,7 @@
           <w:sz w:val="15"/>
           <w:noProof/>
         </w:rPr>
-        <w:t xml:space="preserve">         color=C_AG, fontsize=10, ha='left', va='top')</w:t>
+        <w:t xml:space="preserve">         color=C_AG, fontsize=FS_NAME, ha='left', va='top')</w:t>
       </w:r>
     </w:p>
     <w:p>
@@ -2490,7 +2529,7 @@
           <w:sz w:val="15"/>
           <w:noProof/>
         </w:rPr>
-        <w:t xml:space="preserve">         color=C_CAF2, fontsize=10, ha='left', va='top')</w:t>
+        <w:t xml:space="preserve">         color=C_CAF2, fontsize=FS_NAME, ha='left', va='top')</w:t>
       </w:r>
     </w:p>
     <w:p>
@@ -2541,7 +2580,7 @@
           <w:sz w:val="15"/>
           <w:noProof/>
         </w:rPr>
-        <w:t>kw = dict(color='k', clip_on=False, lw=0.8)</w:t>
+        <w:t>kw = dict(color='k', clip_on=False, lw=1.0)</w:t>
       </w:r>
     </w:p>
     <w:p>
@@ -2618,7 +2657,7 @@
           <w:sz w:val="15"/>
           <w:noProof/>
         </w:rPr>
-        <w:t>axL.set_ylabel('Raman Intensity (a.u.)', fontsize=11)</w:t>
+        <w:t>axL.set_ylabel('Raman Intensity (a.u.)', fontsize=FS_AXIS)</w:t>
       </w:r>
     </w:p>
     <w:p>
@@ -2631,7 +2670,7 @@
           <w:sz w:val="15"/>
           <w:noProof/>
         </w:rPr>
-        <w:t>fig.text(0.5, 0.02, 'Wavenumber (cm$^{-1}$)', ha='center', fontsize=11)</w:t>
+        <w:t>fig.text(0.53, 0.015, 'Wavenumber (cm$^{-1}$)', ha='center', fontsize=FS_AXIS)</w:t>
       </w:r>
     </w:p>
     <w:p>
@@ -2644,7 +2683,7 @@
           <w:sz w:val="15"/>
           <w:noProof/>
         </w:rPr>
-        <w:t>fig.subplots_adjust(left=0.06, right=0.97, bottom=0.10, top=0.97)</w:t>
+        <w:t>fig.subplots_adjust(left=0.07, right=0.97, bottom=0.12, top=0.97)</w:t>
       </w:r>
     </w:p>
     <w:p>
